--- a/Checkout - SWR BKR 2B - Primary Block.docx
+++ b/Checkout - SWR BKR 2B - Primary Block.docx
@@ -4384,7 +4384,7 @@
               </w:rPr>
               <w:alias w:val="Punchlist Status"/>
               <w:tag w:val="PunchlistStatus1"/>
-              <w:id w:val="97607744"/>
+              <w:id w:val="-842545571"/>
               <w:placeholder>
                 <w:docPart w:val="DefaultPlaceholder_-1854013439"/>
               </w:placeholder>
@@ -4515,7 +4515,7 @@
               </w:rPr>
               <w:alias w:val="Punchlist Status"/>
               <w:tag w:val="PunchlistStatus2"/>
-              <w:id w:val="-46693524"/>
+              <w:id w:val="626745154"/>
               <w:placeholder>
                 <w:docPart w:val="DefaultPlaceholder_-1854013439"/>
               </w:placeholder>
@@ -4646,7 +4646,7 @@
               </w:rPr>
               <w:alias w:val="Punchlist Status"/>
               <w:tag w:val="PunchlistStatus3"/>
-              <w:id w:val="-1856341233"/>
+              <w:id w:val="-371382910"/>
               <w:placeholder>
                 <w:docPart w:val="DefaultPlaceholder_-1854013439"/>
               </w:placeholder>
@@ -4777,7 +4777,7 @@
               </w:rPr>
               <w:alias w:val="Punchlist Status"/>
               <w:tag w:val="PunchlistStatus4"/>
-              <w:id w:val="1477953288"/>
+              <w:id w:val="-612900957"/>
               <w:placeholder>
                 <w:docPart w:val="DefaultPlaceholder_-1854013439"/>
               </w:placeholder>
@@ -4908,7 +4908,7 @@
               </w:rPr>
               <w:alias w:val="Punchlist Status"/>
               <w:tag w:val="PunchlistStatus5"/>
-              <w:id w:val="1847672047"/>
+              <w:id w:val="-660843962"/>
               <w:placeholder>
                 <w:docPart w:val="DefaultPlaceholder_-1854013439"/>
               </w:placeholder>
@@ -5039,7 +5039,7 @@
               </w:rPr>
               <w:alias w:val="Punchlist Status"/>
               <w:tag w:val="PunchlistStatus6"/>
-              <w:id w:val="1830631678"/>
+              <w:id w:val="713556885"/>
               <w:placeholder>
                 <w:docPart w:val="DefaultPlaceholder_-1854013439"/>
               </w:placeholder>
@@ -6280,7 +6280,7 @@
 <file path=word/numbering.xml><?xml version="1.0" encoding="utf-8"?>
 <w:numbering xmlns:wpc="http://schemas.microsoft.com/office/word/2010/wordprocessingCanvas" xmlns:cx="http://schemas.microsoft.com/office/drawing/2014/chartex" xmlns:cx1="http://schemas.microsoft.com/office/drawing/2015/9/8/chartex" xmlns:mc="http://schemas.openxmlformats.org/markup-compatibility/2006" xmlns:o="urn:schemas-microsoft-com:office:office" xmlns:r="http://schemas.openxmlformats.org/officeDocument/2006/relationships" xmlns:m="http://schemas.openxmlformats.org/officeDocument/2006/math" xmlns:v="urn:schemas-microsoft-com:vml" xmlns:wp14="http://schemas.microsoft.com/office/word/2010/wordprocessingDrawing" xmlns:wp="http://schemas.openxmlformats.org/drawingml/2006/wordprocessingDrawing" xmlns:w10="urn:schemas-microsoft-com:office:word" xmlns:w="http://schemas.openxmlformats.org/wordprocessingml/2006/main" xmlns:w14="http://schemas.microsoft.com/office/word/2010/wordml" xmlns:w15="http://schemas.microsoft.com/office/word/2012/wordml" xmlns:w16se="http://schemas.microsoft.com/office/word/2015/wordml/symex" xmlns:wpg="http://schemas.microsoft.com/office/word/2010/wordprocessingGroup" xmlns:wpi="http://schemas.microsoft.com/office/word/2010/wordprocessingInk" xmlns:wne="http://schemas.microsoft.com/office/word/2006/wordml" xmlns:wps="http://schemas.microsoft.com/office/word/2010/wordprocessingShape" mc:Ignorable="w14 w15 w16se wp14">
   <w:abstractNum w:abstractNumId="0" w15:restartNumberingAfterBreak="0">
-    <w:nsid w:val="1D4632B1"/>
+    <w:nsid w:val="7A0D1060"/>
     <w:multiLevelType w:val="singleLevel"/>
     <w:tmpl w:val="0409000F"/>
     <w:lvl w:ilvl="0">
@@ -6726,7 +6726,7 @@
     <w:link w:val="HeaderChar"/>
     <w:uiPriority w:val="99"/>
     <w:unhideWhenUsed/>
-    <w:rsid w:val="007A616F"/>
+    <w:rsid w:val="00357E30"/>
     <w:pPr>
       <w:tabs>
         <w:tab w:val="center" w:pos="4680"/>
@@ -6740,7 +6740,7 @@
     <w:basedOn w:val="DefaultParagraphFont"/>
     <w:link w:val="Header"/>
     <w:uiPriority w:val="99"/>
-    <w:rsid w:val="007A616F"/>
+    <w:rsid w:val="00357E30"/>
   </w:style>
   <w:style w:type="paragraph" w:styleId="Footer">
     <w:name w:val="footer"/>
@@ -6748,7 +6748,7 @@
     <w:link w:val="FooterChar"/>
     <w:uiPriority w:val="99"/>
     <w:unhideWhenUsed/>
-    <w:rsid w:val="007A616F"/>
+    <w:rsid w:val="00357E30"/>
     <w:pPr>
       <w:tabs>
         <w:tab w:val="center" w:pos="4680"/>
@@ -6762,14 +6762,14 @@
     <w:basedOn w:val="DefaultParagraphFont"/>
     <w:link w:val="Footer"/>
     <w:uiPriority w:val="99"/>
-    <w:rsid w:val="007A616F"/>
+    <w:rsid w:val="00357E30"/>
   </w:style>
   <w:style w:type="paragraph" w:styleId="ListParagraph">
     <w:name w:val="List Paragraph"/>
     <w:basedOn w:val="Normal"/>
     <w:uiPriority w:val="34"/>
     <w:qFormat/>
-    <w:rsid w:val="007A616F"/>
+    <w:rsid w:val="00357E30"/>
     <w:pPr>
       <w:ind w:left="720"/>
       <w:contextualSpacing/>
@@ -6780,7 +6780,7 @@
     <w:basedOn w:val="DefaultParagraphFont"/>
     <w:uiPriority w:val="99"/>
     <w:semiHidden/>
-    <w:rsid w:val="007A616F"/>
+    <w:rsid w:val="00357E30"/>
     <w:rPr>
       <w:color w:val="808080"/>
     </w:rPr>
@@ -6804,7 +6804,7 @@
         <w:behaviors>
           <w:behavior w:val="content"/>
         </w:behaviors>
-        <w:guid w:val="{3E08881A-71D5-4CE2-8235-89AF9CD2499D}"/>
+        <w:guid w:val="{3E424CD5-D9D5-462A-B65E-D0CEAD4995BA}"/>
       </w:docPartPr>
       <w:docPartBody>
         <w:p>
@@ -6868,8 +6868,8 @@
     <w:compatSetting w:name="differentiateMultirowTableHeaders" w:uri="http://schemas.microsoft.com/office/word" w:val="1"/>
   </w:compat>
   <w:rsids>
-    <w:rsidRoot w:val="00F83C7F"/>
-    <w:rsid w:val="00F83C7F"/>
+    <w:rsidRoot w:val="003C67F0"/>
+    <w:rsid w:val="003C67F0"/>
   </w:rsids>
   <m:mathPr>
     <m:mathFont m:val="Cambria Math"/>
@@ -7318,7 +7318,7 @@
     <w:basedOn w:val="DefaultParagraphFont"/>
     <w:uiPriority w:val="99"/>
     <w:semiHidden/>
-    <w:rsid w:val="00F83C7F"/>
+    <w:rsid w:val="003C67F0"/>
     <w:rPr>
       <w:color w:val="808080"/>
     </w:rPr>
